--- a/deploy/prd/resumes/cloud_architect.docx
+++ b/deploy/prd/resumes/cloud_architect.docx
@@ -618,7 +618,75 @@
           <w:sz w:val="24"/>
           <w:szCs w:val="24"/>
         </w:rPr>
-        <w:t>Designed and implemented .NET applications, APIs, integration components, automation workflows, and relational data solutions using cloud-ready architectural patterns.</w:t>
+        <w:t>Architected and developed ReviewNudge™ (</w:t>
+      </w:r>
+      <w:hyperlink r:id="rId10" w:history="1">
+        <w:r>
+          <w:rPr>
+            <w:rFonts w:ascii="Aptos Display" w:eastAsia="Times New Roman" w:hAnsi="Aptos Display"/>
+            <w:b w:val="0"/>
+            <w:spacing w:val="0"/>
+            <w:w w:val="100"/>
+            <w:sz w:val="24"/>
+            <w:szCs w:val="24"/>
+          </w:rPr>
+          <w:t>reviewnudg</w:t>
+        </w:r>
+        <w:r>
+          <w:rPr>
+            <w:rFonts w:ascii="Aptos Display" w:eastAsia="Times New Roman" w:hAnsi="Aptos Display"/>
+            <w:b w:val="0"/>
+            <w:spacing w:val="0"/>
+            <w:w w:val="100"/>
+            <w:sz w:val="24"/>
+            <w:szCs w:val="24"/>
+          </w:rPr>
+          <w:t>e</w:t>
+        </w:r>
+        <w:r>
+          <w:rPr>
+            <w:rFonts w:ascii="Aptos Display" w:eastAsia="Times New Roman" w:hAnsi="Aptos Display"/>
+            <w:b w:val="0"/>
+            <w:spacing w:val="0"/>
+            <w:w w:val="100"/>
+            <w:sz w:val="24"/>
+            <w:szCs w:val="24"/>
+          </w:rPr>
+          <w:t>.</w:t>
+        </w:r>
+        <w:r>
+          <w:rPr>
+            <w:rFonts w:ascii="Aptos Display" w:eastAsia="Times New Roman" w:hAnsi="Aptos Display"/>
+            <w:b w:val="0"/>
+            <w:spacing w:val="0"/>
+            <w:w w:val="100"/>
+            <w:sz w:val="24"/>
+            <w:szCs w:val="24"/>
+          </w:rPr>
+          <w:t>d</w:t>
+        </w:r>
+        <w:r>
+          <w:rPr>
+            <w:rFonts w:ascii="Aptos Display" w:eastAsia="Times New Roman" w:hAnsi="Aptos Display"/>
+            <w:b w:val="0"/>
+            <w:spacing w:val="0"/>
+            <w:w w:val="100"/>
+            <w:sz w:val="24"/>
+            <w:szCs w:val="24"/>
+          </w:rPr>
+          <w:t>ourl.net</w:t>
+        </w:r>
+      </w:hyperlink>
+      <w:r>
+        <w:rPr>
+          <w:rFonts w:ascii="Aptos Display" w:eastAsia="Times New Roman" w:hAnsi="Aptos Display"/>
+          <w:b w:val="0"/>
+          <w:spacing w:val="0"/>
+          <w:w w:val="100"/>
+          <w:sz w:val="24"/>
+          <w:szCs w:val="24"/>
+        </w:rPr>
+        <w:t>), a multi-tenant, micro-SaaS platform that automates customer review requests, follow-ups, workspace administration, and review-status tracking for service businesses.</w:t>
       </w:r>
     </w:p>
     <w:p>
@@ -647,7 +715,53 @@
           <w:sz w:val="24"/>
           <w:szCs w:val="24"/>
         </w:rPr>
-        <w:t>Built repeatable development and runtime environments using Docker, cloud platforms, and documented deployment practices.</w:t>
+        <w:t>Designed and developed Portmason™ (</w:t>
+      </w:r>
+      <w:hyperlink r:id="rId11" w:anchor="lab" w:history="1">
+        <w:r>
+          <w:rPr>
+            <w:rFonts w:ascii="Aptos Display" w:eastAsia="Times New Roman" w:hAnsi="Aptos Display"/>
+            <w:b w:val="0"/>
+            <w:spacing w:val="0"/>
+            <w:w w:val="100"/>
+            <w:sz w:val="24"/>
+            <w:szCs w:val="24"/>
+          </w:rPr>
+          <w:t>www.etal.sol</w:t>
+        </w:r>
+        <w:r>
+          <w:rPr>
+            <w:rFonts w:ascii="Aptos Display" w:eastAsia="Times New Roman" w:hAnsi="Aptos Display"/>
+            <w:b w:val="0"/>
+            <w:spacing w:val="0"/>
+            <w:w w:val="100"/>
+            <w:sz w:val="24"/>
+            <w:szCs w:val="24"/>
+          </w:rPr>
+          <w:t>u</w:t>
+        </w:r>
+        <w:r>
+          <w:rPr>
+            <w:rFonts w:ascii="Aptos Display" w:eastAsia="Times New Roman" w:hAnsi="Aptos Display"/>
+            <w:b w:val="0"/>
+            <w:spacing w:val="0"/>
+            <w:w w:val="100"/>
+            <w:sz w:val="24"/>
+            <w:szCs w:val="24"/>
+          </w:rPr>
+          <w:t>tions</w:t>
+        </w:r>
+      </w:hyperlink>
+      <w:r>
+        <w:rPr>
+          <w:rFonts w:ascii="Aptos Display" w:eastAsia="Times New Roman" w:hAnsi="Aptos Display"/>
+          <w:b w:val="0"/>
+          <w:spacing w:val="0"/>
+          <w:w w:val="100"/>
+          <w:sz w:val="24"/>
+          <w:szCs w:val="24"/>
+        </w:rPr>
+        <w:t>), a portable automation platform that standardizes application provisioning, deployment, configuration, and operations across local and cloud environments.</w:t>
       </w:r>
     </w:p>
     <w:p>
@@ -676,7 +790,7 @@
           <w:sz w:val="24"/>
           <w:szCs w:val="24"/>
         </w:rPr>
-        <w:t xml:space="preserve">Developed reporting and data-processing workflows and applied A.I.-assisted automation to u manual overhead. </w:t>
+        <w:t>Designed and implemented .NET applications, APIs, integration components, automation workflows, and relational data solutions using cloud-ready architectural patterns.</w:t>
       </w:r>
     </w:p>
     <w:p>
@@ -705,6 +819,64 @@
           <w:sz w:val="24"/>
           <w:szCs w:val="24"/>
         </w:rPr>
+        <w:t>Built repeatable development and runtime environments using Docker, cloud platforms, and documented deployment practices.</w:t>
+      </w:r>
+    </w:p>
+    <w:p>
+      <w:pPr>
+        <w:pStyle w:val="Heading2"/>
+        <w:numPr>
+          <w:ilvl w:val="0"/>
+          <w:numId w:val="38"/>
+        </w:numPr>
+        <w:spacing w:after="0"/>
+        <w:rPr>
+          <w:rFonts w:ascii="Aptos Display" w:eastAsia="Times New Roman" w:hAnsi="Aptos Display"/>
+          <w:b w:val="0"/>
+          <w:spacing w:val="0"/>
+          <w:w w:val="100"/>
+          <w:sz w:val="24"/>
+          <w:szCs w:val="24"/>
+        </w:rPr>
+      </w:pPr>
+      <w:r>
+        <w:rPr>
+          <w:rFonts w:ascii="Aptos Display" w:eastAsia="Times New Roman" w:hAnsi="Aptos Display"/>
+          <w:b w:val="0"/>
+          <w:spacing w:val="0"/>
+          <w:w w:val="100"/>
+          <w:sz w:val="24"/>
+          <w:szCs w:val="24"/>
+        </w:rPr>
+        <w:t xml:space="preserve">Developed reporting and data-processing workflows and applied A.I.-assisted automation to u manual overhead. </w:t>
+      </w:r>
+    </w:p>
+    <w:p>
+      <w:pPr>
+        <w:pStyle w:val="Heading2"/>
+        <w:numPr>
+          <w:ilvl w:val="0"/>
+          <w:numId w:val="38"/>
+        </w:numPr>
+        <w:spacing w:after="0"/>
+        <w:rPr>
+          <w:rFonts w:ascii="Aptos Display" w:eastAsia="Times New Roman" w:hAnsi="Aptos Display"/>
+          <w:b w:val="0"/>
+          <w:spacing w:val="0"/>
+          <w:w w:val="100"/>
+          <w:sz w:val="24"/>
+          <w:szCs w:val="24"/>
+        </w:rPr>
+      </w:pPr>
+      <w:r>
+        <w:rPr>
+          <w:rFonts w:ascii="Aptos Display" w:eastAsia="Times New Roman" w:hAnsi="Aptos Display"/>
+          <w:b w:val="0"/>
+          <w:spacing w:val="0"/>
+          <w:w w:val="100"/>
+          <w:sz w:val="24"/>
+          <w:szCs w:val="24"/>
+        </w:rPr>
         <w:t>Designed, built, and maintain the public Et al Solutions technology platform (https://etal.solutions), demonstrating modern web architecture, API integration, automated deployment, and technical content delivery.</w:t>
       </w:r>
     </w:p>
@@ -810,6 +982,7 @@
         <w:spacing w:after="0"/>
       </w:pPr>
       <w:r>
+        <w:lastRenderedPageBreak/>
         <w:t>Planned Career Sabbatical &amp; Independent Technical Projects</w:t>
       </w:r>
     </w:p>
@@ -843,7 +1016,6 @@
         <w:pStyle w:val="BulletedList"/>
       </w:pPr>
       <w:r>
-        <w:lastRenderedPageBreak/>
         <w:t xml:space="preserve">Developed responsive user interfaces, database-driven workflows, reporting views, and analytics outputs. </w:t>
       </w:r>
     </w:p>
@@ -1061,6 +1233,7 @@
           <w:sz w:val="26"/>
           <w:szCs w:val="26"/>
         </w:rPr>
+        <w:lastRenderedPageBreak/>
         <w:t>Backend &amp; APIs</w:t>
       </w:r>
     </w:p>
@@ -1118,7 +1291,6 @@
           <w:sz w:val="26"/>
           <w:szCs w:val="26"/>
         </w:rPr>
-        <w:lastRenderedPageBreak/>
         <w:t>Programming &amp; Script</w:t>
       </w:r>
       <w:r>
@@ -1212,7 +1384,7 @@
       </w:pPr>
     </w:p>
     <w:sectPr>
-      <w:footerReference w:type="default" r:id="rId10"/>
+      <w:footerReference w:type="default" r:id="rId12"/>
       <w:type w:val="continuous"/>
       <w:pgSz w:w="12240" w:h="15840"/>
       <w:pgMar w:top="980" w:right="720" w:bottom="700" w:left="720" w:header="0" w:footer="507" w:gutter="0"/>
@@ -5248,6 +5420,18 @@
       <w:szCs w:val="56"/>
     </w:rPr>
   </w:style>
+  <w:style w:type="character" w:styleId="FollowedHyperlink">
+    <w:name w:val="FollowedHyperlink"/>
+    <w:basedOn w:val="DefaultParagraphFont"/>
+    <w:uiPriority w:val="99"/>
+    <w:semiHidden/>
+    <w:unhideWhenUsed/>
+    <w:rsid w:val="00C732B1"/>
+    <w:rPr>
+      <w:color w:val="800080" w:themeColor="followedHyperlink"/>
+      <w:u w:val="single"/>
+    </w:rPr>
+  </w:style>
 </w:styles>
 </file>
 
